--- a/materialien/Akte5_Bauplan/2_Arbeitsblaetter/DD_A5_AB3_Vom_Plan_zur_Datenbank.docx
+++ b/materialien/Akte5_Bauplan/2_Arbeitsblaetter/DD_A5_AB3_Vom_Plan_zur_Datenbank.docx
@@ -2739,10 +2739,10 @@
               <w:rPr>
                 <w:b/>
               </w:rPr>
-              <w:t>Überführe</w:t>
+              <w:t>Erstelle</w:t>
             </w:r>
             <w:r>
-              <w:t xml:space="preserve"> das ER-Modell in ein Relationenschema in Kurzschreibweise.</w:t>
+              <w:t xml:space="preserve"> zu dem ER-Modell das Relationenschema in Kurzschreibweise.</w:t>
             </w:r>
           </w:p>
           <w:p>
@@ -2949,7 +2949,13 @@
               <w:rPr>
                 <w:b/>
               </w:rPr>
-              <w:t>Überführe</w:t>
+              <w:t>Erstelle</w:t>
+            </w:r>
+            <w:r>
+              <w:rPr>
+                <w:b w:val="0"/>
+              </w:rPr>
+              <w:t xml:space="preserve"> die Relationen zu</w:t>
             </w:r>
             <w:r>
               <w:t xml:space="preserve"> </w:t>
@@ -3210,10 +3216,10 @@
               <w:rPr>
                 <w:b/>
               </w:rPr>
-              <w:t>Rekonstruiere</w:t>
+              <w:t>Erstelle</w:t>
             </w:r>
             <w:r>
-              <w:t xml:space="preserve"> aus dem Relationenschema einer Stadtbücherei das ER-Diagramm (Entitätstypen, Beziehungstypen mit Kardinalitäten, Attribute).</w:t>
+              <w:t xml:space="preserve"> aus dem Relationenschema einer Stadtbücherei das zugehörige ER-Diagramm (Entitätstypen, Beziehungstypen mit Kardinalitäten, Attribute).</w:t>
             </w:r>
           </w:p>
           <w:p>
@@ -4429,10 +4435,10 @@
               <w:rPr>
                 <w:b/>
               </w:rPr>
-              <w:t>Überführen</w:t>
+              <w:t>Erstellen</w:t>
             </w:r>
             <w:r>
-              <w:t xml:space="preserve"> Sie das Modell in ein Relationenschema in Kurzschreibweise und </w:t>
+              <w:t xml:space="preserve"> Sie zu dem Modell das Relationenschema in Kurzschreibweise und </w:t>
             </w:r>
             <w:r>
               <w:rPr>
